--- a/CÔNG TY TNHH CÔNG NGHỆ KIM LOẠI CHÂU Á/ChauA_ChiNhanhPhuAn/ChauA_ThanhLapChiNhanh/ChauA_BienBanHop.docx
+++ b/CÔNG TY TNHH CÔNG NGHỆ KIM LOẠI CHÂU Á/ChauA_ChiNhanhPhuAn/ChauA_ThanhLapChiNhanh/ChauA_BienBanHop.docx
@@ -224,9 +224,6 @@
         <w:br/>
       </w:r>
       <w:r>
-        <w:br/>
-      </w:r>
-      <w:r>
         <w:rPr>
           <w:b/>
         </w:rPr>
@@ -271,9 +268,6 @@
       </w:r>
       <w:r>
         <w:t xml:space="preserve"> </w:t>
-      </w:r>
-      <w:r>
-        <w:br/>
       </w:r>
       <w:r>
         <w:br/>
@@ -413,26 +407,13 @@
       <w:r>
         <w:t>là thư ký cuộc họp</w:t>
       </w:r>
-    </w:p>
-    <w:p>
-      <w:r>
-        <w:t xml:space="preserve"> </w:t>
-      </w:r>
-    </w:p>
-    <w:p>
       <w:r>
         <w:br/>
         <w:t>- Vắng mặt: Không.</w:t>
       </w:r>
       <w:r>
         <w:br/>
-      </w:r>
-      <w:r>
-        <w:br/>
         <w:t>Tổng số thành viên dự họp đại diện 100% vốn điều lệ, đủ điều kiện tiến hành họp theo quy định.</w:t>
-      </w:r>
-      <w:r>
-        <w:br/>
       </w:r>
       <w:r>
         <w:br/>
@@ -441,7 +422,6 @@
         <w:rPr>
           <w:b/>
         </w:rPr>
-        <w:lastRenderedPageBreak/>
         <w:t>4. Nội dung thảo luận và biểu quyết chi tiết:</w:t>
       </w:r>
       <w:r>
@@ -511,6 +491,7 @@
         <w:rPr>
           <w:sz w:val="28"/>
         </w:rPr>
+        <w:lastRenderedPageBreak/>
         <w:t xml:space="preserve">Địa chỉ: </w:t>
       </w:r>
       <w:r>
@@ -798,8 +779,6 @@
           <w:rFonts w:cs="Times New Roman"/>
         </w:rPr>
       </w:pPr>
-      <w:bookmarkStart w:id="0" w:name="_GoBack"/>
-      <w:bookmarkEnd w:id="0"/>
     </w:p>
     <w:p>
       <w:pPr>
@@ -993,7 +972,6 @@
         <w:br/>
       </w:r>
       <w:r>
-        <w:lastRenderedPageBreak/>
         <w:t xml:space="preserve">1. </w:t>
       </w:r>
       <w:r>
@@ -1043,13 +1021,10 @@
       </w:r>
       <w:r>
         <w:br/>
-      </w:r>
-      <w:r>
-        <w:br/>
         <w:t>Cuộc họp kết thúc lúc 11 giờ 00 cùng ngày.</w:t>
       </w:r>
-    </w:p>
-    <w:p>
+      <w:bookmarkStart w:id="0" w:name="_GoBack"/>
+      <w:bookmarkEnd w:id="0"/>
       <w:r>
         <w:br/>
         <w:t xml:space="preserve">Biên bản được lập thành </w:t>
@@ -1059,9 +1034,6 @@
       </w:r>
       <w:r>
         <w:t xml:space="preserve"> bản, có giá trị pháp lý như nhau, mỗi thành viên giữ 01 bản.</w:t>
-      </w:r>
-      <w:r>
-        <w:br w:type="page"/>
       </w:r>
     </w:p>
     <w:p/>
@@ -13920,7 +13892,7 @@
 </file>
 
 <file path=customXml/itemProps1.xml><?xml version="1.0" encoding="utf-8"?>
-<ds:datastoreItem xmlns:ds="http://schemas.openxmlformats.org/officeDocument/2006/customXml" ds:itemID="{0E8D19E6-844A-4F51-84BB-BC5D62970A56}">
+<ds:datastoreItem xmlns:ds="http://schemas.openxmlformats.org/officeDocument/2006/customXml" ds:itemID="{FAC2AFB1-FF82-42D0-B33B-1859C3F6C0D1}">
   <ds:schemaRefs>
     <ds:schemaRef ds:uri="http://schemas.openxmlformats.org/officeDocument/2006/bibliography"/>
   </ds:schemaRefs>

--- a/CÔNG TY TNHH CÔNG NGHỆ KIM LOẠI CHÂU Á/ChauA_ChiNhanhPhuAn/ChauA_ThanhLapChiNhanh/ChauA_BienBanHop.docx
+++ b/CÔNG TY TNHH CÔNG NGHỆ KIM LOẠI CHÂU Á/ChauA_ChiNhanhPhuAn/ChauA_ThanhLapChiNhanh/ChauA_BienBanHop.docx
@@ -717,7 +717,25 @@
                 <w:sz w:val="24"/>
                 <w:szCs w:val="24"/>
               </w:rPr>
-              <w:t>Chi tiết:  Gia công bề mặt kim loại bằng công nghệ phủ PVD trong môi trường chân không.</w:t>
+              <w:t xml:space="preserve">Chi tiết: Hàn, tiện, phay, bào, cắt, gọt, đục các chi tiết bằng kim loại (không đục tại trụ sở chính; trừ xử lý, tráng phủ, xi mạ kim loại) </w:t>
+            </w:r>
+          </w:p>
+          <w:p>
+            <w:pPr>
+              <w:spacing w:after="0" w:line="240" w:lineRule="auto"/>
+              <w:rPr>
+                <w:rFonts w:eastAsia="Calibri" w:cs="Times New Roman"/>
+                <w:sz w:val="24"/>
+                <w:szCs w:val="24"/>
+              </w:rPr>
+            </w:pPr>
+            <w:r>
+              <w:rPr>
+                <w:rFonts w:eastAsia="Calibri" w:cs="Times New Roman"/>
+                <w:sz w:val="24"/>
+                <w:szCs w:val="24"/>
+              </w:rPr>
+              <w:t>- Gia công bề mặt kim loại bằng công nghệ phủ PVD trong môi trường chân không.</w:t>
             </w:r>
           </w:p>
         </w:tc>
@@ -781,24 +799,6 @@
       </w:pPr>
     </w:p>
     <w:p>
-      <w:pPr>
-        <w:spacing w:after="120" w:line="240" w:lineRule="auto"/>
-        <w:ind w:firstLine="360"/>
-        <w:jc w:val="both"/>
-        <w:rPr>
-          <w:rFonts w:cs="Times New Roman"/>
-          <w:sz w:val="28"/>
-          <w:szCs w:val="28"/>
-        </w:rPr>
-      </w:pPr>
-    </w:p>
-    <w:p>
-      <w:pPr>
-        <w:pStyle w:val="ListParagraph"/>
-      </w:pPr>
-      <w:r>
-        <w:br/>
-      </w:r>
       <w:r>
         <w:rPr>
           <w:b/>
@@ -831,11 +831,8 @@
       <w:r>
         <w:t>: Đồng ý toàn bộ nội dung.</w:t>
       </w:r>
-    </w:p>
-    <w:p>
-      <w:pPr>
-        <w:pStyle w:val="ListParagraph"/>
-      </w:pPr>
+      <w:bookmarkStart w:id="0" w:name="_GoBack"/>
+      <w:bookmarkEnd w:id="0"/>
       <w:r>
         <w:t xml:space="preserve"> </w:t>
       </w:r>
@@ -1023,8 +1020,6 @@
         <w:br/>
         <w:t>Cuộc họp kết thúc lúc 11 giờ 00 cùng ngày.</w:t>
       </w:r>
-      <w:bookmarkStart w:id="0" w:name="_GoBack"/>
-      <w:bookmarkEnd w:id="0"/>
       <w:r>
         <w:br/>
         <w:t xml:space="preserve">Biên bản được lập thành </w:t>
@@ -13892,7 +13887,7 @@
 </file>
 
 <file path=customXml/itemProps1.xml><?xml version="1.0" encoding="utf-8"?>
-<ds:datastoreItem xmlns:ds="http://schemas.openxmlformats.org/officeDocument/2006/customXml" ds:itemID="{FAC2AFB1-FF82-42D0-B33B-1859C3F6C0D1}">
+<ds:datastoreItem xmlns:ds="http://schemas.openxmlformats.org/officeDocument/2006/customXml" ds:itemID="{A02897EC-3FCF-4773-B7F1-F51707E3FC20}">
   <ds:schemaRefs>
     <ds:schemaRef ds:uri="http://schemas.openxmlformats.org/officeDocument/2006/bibliography"/>
   </ds:schemaRefs>
